--- a/src/partTwoA/twoAReport.docx
+++ b/src/partTwoA/twoAReport.docx
@@ -64,7 +64,19 @@
         <w:rPr>
           <w:lang w:val="en-US"/>
         </w:rPr>
-        <w:t>The premises and the approach I followed are the same as in Question 1, so let’s just straight to the process I followed!</w:t>
+        <w:t xml:space="preserve">The premises and the approach I followed are the same as in Question 1, so let’s just </w:t>
+      </w:r>
+      <w:r>
+        <w:rPr>
+          <w:lang w:val="en-US"/>
+        </w:rPr>
+        <w:t xml:space="preserve">jump </w:t>
+      </w:r>
+      <w:r>
+        <w:rPr>
+          <w:lang w:val="en-US"/>
+        </w:rPr>
+        <w:t>straight to the process I followed!</w:t>
       </w:r>
     </w:p>
     <w:p>
@@ -113,7 +125,7 @@
         <w:rPr>
           <w:lang w:val="en-US"/>
         </w:rPr>
-        <w:t xml:space="preserve">Revenue and Conversion Rates, in order to optimize and forecast business-relevant metrics, not just the number of sessions (that is interesting, for sure, but is not the main driver of margin, that at the end of the day is the only thing keeping us running </w:t>
+        <w:t xml:space="preserve">Revenue and Conversion Rates, in order to optimize and forecast business-relevant metrics, not just the number of sessions (that is interesting, for sure, but not the main driver of margin, that at the end of the day is the only thing keeping us running </w:t>
       </w:r>
       <w:r>
         <w:rPr>
@@ -315,6 +327,15 @@
     <w:p>
       <w:pPr>
         <w:rPr>
+          <w:b/>
+          <w:bCs/>
+          <w:lang w:val="en-US"/>
+        </w:rPr>
+      </w:pPr>
+    </w:p>
+    <w:p>
+      <w:pPr>
+        <w:rPr>
           <w:lang w:val="en-US"/>
         </w:rPr>
       </w:pPr>
@@ -476,7 +497,19 @@
         <w:rPr>
           <w:lang w:val="en-US"/>
         </w:rPr>
-        <w:t xml:space="preserve">. First I apply a transformation that allows me to consider the effect of a carryover in time for a variable. What does this mean? Basically, if I spend 100 € today to increase my visibility on TikTok, that will effect not just today, but also tomorrow: so I will consider in tomorrow expense also a fraction of today expense, according to a certain decay parameter that determines how much of the expense of the previous day to carry over. It’s kind like doing an average running sum. </w:t>
+        <w:t>. First I apply a transformation that allows me to consider the effect of a carryover in time for a variable. What does this mean? Basically, if I spend 100 € today to increase my visibility on TikTok, that will effect not just today, but also tomorrow: so I will consider in tomorrow expense also a fraction of today expense, according to a certain decay parameter that determines how much of the expense of the previous day to carry over. It’s kind like doing a</w:t>
+      </w:r>
+      <w:r>
+        <w:rPr>
+          <w:lang w:val="en-US"/>
+        </w:rPr>
+        <w:t xml:space="preserve"> weighted </w:t>
+      </w:r>
+      <w:r>
+        <w:rPr>
+          <w:lang w:val="en-US"/>
+        </w:rPr>
+        <w:t xml:space="preserve">running sum. </w:t>
       </w:r>
       <w:r>
         <w:rPr>
@@ -591,12 +624,6 @@
           <w:lang w:val="en-US"/>
         </w:rPr>
       </w:pPr>
-      <w:r>
-        <w:rPr>
-          <w:lang w:val="en-US"/>
-        </w:rPr>
-        <w:t xml:space="preserve">While </w:t>
-      </w:r>
       <w:proofErr w:type="spellStart"/>
       <w:r>
         <w:rPr>
@@ -609,13 +636,13 @@
         <w:rPr>
           <w:lang w:val="en-US"/>
         </w:rPr>
-        <w:t xml:space="preserve"> models lagged features for Meta and TikTok spending. Why am I considering Meta and TikTok expenses </w:t>
-      </w:r>
-      <w:r>
-        <w:rPr>
-          <w:lang w:val="en-US"/>
-        </w:rPr>
-        <w:t xml:space="preserve">in an organic </w:t>
+        <w:t>, instead,</w:t>
+      </w:r>
+      <w:r>
+        <w:rPr>
+          <w:lang w:val="en-US"/>
+        </w:rPr>
+        <w:t xml:space="preserve"> models lagged features for Meta and TikTok spending. Why am I considering Meta and TikTok expenses in an organic </w:t>
       </w:r>
       <w:proofErr w:type="spellStart"/>
       <w:r>
@@ -629,7 +656,19 @@
         <w:rPr>
           <w:lang w:val="en-US"/>
         </w:rPr>
-        <w:t>? Because these expenses create a sense of reputation and awareness of the brand in the customers that will be naturally led to generate organic traffic as well. That’s the reason why I am adding lagged variables, rather than the original ones. The particular choice of the lags to consider is made according to the highest correlation with the target variable (in a range of 1 to 14 days), with TikTok having more relevant lags than Meta, that has just one long-term relevance.</w:t>
+        <w:t>? Because these expenses create a sense of reputation and awareness of the brand in the customers that will be naturally led to generate organic traffic as well. That’s the reason why I am adding lagged variables, rather than the original ones. The particular choice of the lags to consider is made according to the highest correlation with the target variable (in a range of 1 to 14 days), with TikTok having more relevant lags than Meta, that has just one long-term relevan</w:t>
+      </w:r>
+      <w:r>
+        <w:rPr>
+          <w:lang w:val="en-US"/>
+        </w:rPr>
+        <w:t>t lag</w:t>
+      </w:r>
+      <w:r>
+        <w:rPr>
+          <w:lang w:val="en-US"/>
+        </w:rPr>
+        <w:t>.</w:t>
       </w:r>
     </w:p>
     <w:p>
@@ -710,14 +749,28 @@
           <w:rFonts w:ascii="Segoe UI Emoji" w:hAnsi="Segoe UI Emoji" w:cs="Segoe UI Emoji"/>
           <w:lang w:val="en-US"/>
         </w:rPr>
-        <w:t>Then I actually implement my model: I chose Prophet in order to model time series efficiently while being able to add exogenous regressors as well.</w:t>
+        <w:t>Then I actually implement my model: I chose Prophet in order to model time series efficiently while being able to add exogenous regressors as well</w:t>
       </w:r>
       <w:r>
         <w:rPr>
           <w:rFonts w:ascii="Segoe UI Emoji" w:hAnsi="Segoe UI Emoji" w:cs="Segoe UI Emoji"/>
           <w:lang w:val="en-US"/>
         </w:rPr>
+        <w:t xml:space="preserve"> (also because I love this library!)</w:t>
+      </w:r>
+      <w:r>
+        <w:rPr>
+          <w:rFonts w:ascii="Segoe UI Emoji" w:hAnsi="Segoe UI Emoji" w:cs="Segoe UI Emoji"/>
+          <w:lang w:val="en-US"/>
+        </w:rPr>
         <w:br/>
+      </w:r>
+      <w:r>
+        <w:rPr>
+          <w:rFonts w:ascii="Segoe UI Emoji" w:hAnsi="Segoe UI Emoji" w:cs="Segoe UI Emoji"/>
+          <w:lang w:val="en-US"/>
+        </w:rPr>
+        <w:lastRenderedPageBreak/>
         <w:t>I instantiate the model with yearly seasonality</w:t>
       </w:r>
       <w:r>
@@ -725,15 +778,21 @@
           <w:rFonts w:ascii="Segoe UI Emoji" w:hAnsi="Segoe UI Emoji" w:cs="Segoe UI Emoji"/>
           <w:lang w:val="en-US"/>
         </w:rPr>
-        <w:t xml:space="preserve"> of a multiplicative type, with a linear growth </w:t>
+        <w:t xml:space="preserve"> of a multiplicative type</w:t>
       </w:r>
       <w:r>
         <w:rPr>
           <w:rFonts w:ascii="Segoe UI Emoji" w:hAnsi="Segoe UI Emoji" w:cs="Segoe UI Emoji"/>
           <w:lang w:val="en-US"/>
         </w:rPr>
-        <w:lastRenderedPageBreak/>
-        <w:t xml:space="preserve">and then I add weekly and monthly seasonality according to a Fourier approach. All the parameters here described and contained in the configuration file were established through a trial-and-error approach. </w:t>
+        <w:t xml:space="preserve"> and </w:t>
+      </w:r>
+      <w:r>
+        <w:rPr>
+          <w:rFonts w:ascii="Segoe UI Emoji" w:hAnsi="Segoe UI Emoji" w:cs="Segoe UI Emoji"/>
+          <w:lang w:val="en-US"/>
+        </w:rPr>
+        <w:t xml:space="preserve">a linear growth and then I add weekly and monthly seasonality according to a Fourier approach. All the parameters here described and contained in the configuration file were established through a trial-and-error approach. </w:t>
       </w:r>
       <w:r>
         <w:rPr>
@@ -926,12 +985,45 @@
           <w:ilvl w:val="2"/>
           <w:numId w:val="30"/>
         </w:numPr>
-      </w:pPr>
-      <w:r>
-        <w:t>Train | Quasi inf (probabilmente d</w:t>
-      </w:r>
-      <w:r>
-        <w:t>ovuto a piccolissimi valori che fanno schizzare il rapporto alle stelle);</w:t>
+        <w:rPr>
+          <w:lang w:val="en-US"/>
+        </w:rPr>
+      </w:pPr>
+      <w:r>
+        <w:rPr>
+          <w:lang w:val="en-US"/>
+        </w:rPr>
+        <w:t xml:space="preserve">Train | </w:t>
+      </w:r>
+      <w:r>
+        <w:rPr>
+          <w:lang w:val="en-US"/>
+        </w:rPr>
+        <w:t>Almost</w:t>
+      </w:r>
+      <w:r>
+        <w:rPr>
+          <w:lang w:val="en-US"/>
+        </w:rPr>
+        <w:t xml:space="preserve"> inf (</w:t>
+      </w:r>
+      <w:r>
+        <w:rPr>
+          <w:lang w:val="en-US"/>
+        </w:rPr>
+        <w:t>probably due to extremely small values that</w:t>
+      </w:r>
+      <w:r>
+        <w:rPr>
+          <w:lang w:val="en-US"/>
+        </w:rPr>
+        <w:t xml:space="preserve"> make the MAPE skyrocket</w:t>
+      </w:r>
+      <w:r>
+        <w:rPr>
+          <w:lang w:val="en-US"/>
+        </w:rPr>
+        <w:t>);</w:t>
       </w:r>
     </w:p>
     <w:p>
@@ -1009,19 +1101,7 @@
         <w:rPr>
           <w:lang w:val="en-US"/>
         </w:rPr>
-        <w:t xml:space="preserve">Train | </w:t>
-      </w:r>
-      <w:r>
-        <w:rPr>
-          <w:lang w:val="en-US"/>
-        </w:rPr>
-        <w:t>1373</w:t>
-      </w:r>
-      <w:r>
-        <w:rPr>
-          <w:lang w:val="en-US"/>
-        </w:rPr>
-        <w:t>;</w:t>
+        <w:t>Train | 1373;</w:t>
       </w:r>
     </w:p>
     <w:p>
@@ -1039,19 +1119,7 @@
         <w:rPr>
           <w:lang w:val="en-US"/>
         </w:rPr>
-        <w:t xml:space="preserve">Test   | </w:t>
-      </w:r>
-      <w:r>
-        <w:rPr>
-          <w:lang w:val="en-US"/>
-        </w:rPr>
-        <w:t>2811</w:t>
-      </w:r>
-      <w:r>
-        <w:rPr>
-          <w:lang w:val="en-US"/>
-        </w:rPr>
-        <w:t>;</w:t>
+        <w:t>Test   | 2811;</w:t>
       </w:r>
     </w:p>
     <w:p>
@@ -1084,10 +1152,7 @@
         <w:t>Train |</w:t>
       </w:r>
       <w:r>
-        <w:t xml:space="preserve"> 8.42</w:t>
-      </w:r>
-      <w:r>
-        <w:t>;</w:t>
+        <w:t xml:space="preserve"> 8.42;</w:t>
       </w:r>
     </w:p>
     <w:p>
@@ -1105,31 +1170,7 @@
         <w:rPr>
           <w:lang w:val="en-US"/>
         </w:rPr>
-        <w:t>Test   | 1</w:t>
-      </w:r>
-      <w:r>
-        <w:rPr>
-          <w:lang w:val="en-US"/>
-        </w:rPr>
-        <w:t>5</w:t>
-      </w:r>
-      <w:r>
-        <w:rPr>
-          <w:lang w:val="en-US"/>
-        </w:rPr>
-        <w:t>.3</w:t>
-      </w:r>
-      <w:r>
-        <w:rPr>
-          <w:lang w:val="en-US"/>
-        </w:rPr>
-        <w:t>5</w:t>
-      </w:r>
-      <w:r>
-        <w:rPr>
-          <w:lang w:val="en-US"/>
-        </w:rPr>
-        <w:t>%;</w:t>
+        <w:t>Test   | 15.35%;</w:t>
       </w:r>
     </w:p>
     <w:p>
@@ -1170,14 +1211,12 @@
         </w:rPr>
         <w:t xml:space="preserve">With the only </w:t>
       </w:r>
-      <w:proofErr w:type="spellStart"/>
-      <w:r>
-        <w:rPr>
-          <w:lang w:val="en-US"/>
-        </w:rPr>
-        <w:t>explainble</w:t>
-      </w:r>
-      <w:proofErr w:type="spellEnd"/>
+      <w:r>
+        <w:rPr>
+          <w:lang w:val="en-US"/>
+        </w:rPr>
+        <w:t>explainable</w:t>
+      </w:r>
       <w:r>
         <w:rPr>
           <w:lang w:val="en-US"/>
@@ -1194,7 +1233,19 @@
         <w:rPr>
           <w:lang w:val="en-US"/>
         </w:rPr>
-        <w:t xml:space="preserve">not overfitting </w:t>
+        <w:t>not overfitting</w:t>
+      </w:r>
+      <w:r>
+        <w:rPr>
+          <w:lang w:val="en-US"/>
+        </w:rPr>
+        <w:t xml:space="preserve"> much</w:t>
+      </w:r>
+      <w:r>
+        <w:rPr>
+          <w:lang w:val="en-US"/>
+        </w:rPr>
+        <w:t xml:space="preserve"> </w:t>
       </w:r>
       <w:r>
         <w:rPr>
@@ -1241,14 +1292,7 @@
           <w:rFonts w:ascii="Segoe UI Emoji" w:hAnsi="Segoe UI Emoji" w:cs="Segoe UI Emoji"/>
           <w:lang w:val="en-US"/>
         </w:rPr>
-        <w:t>⚠️</w:t>
-      </w:r>
-      <w:r>
-        <w:rPr>
-          <w:rFonts w:ascii="Segoe UI Emoji" w:hAnsi="Segoe UI Emoji" w:cs="Segoe UI Emoji"/>
-          <w:lang w:val="en-US"/>
-        </w:rPr>
-        <w:t>;</w:t>
+        <w:t>⚠️;</w:t>
       </w:r>
     </w:p>
     <w:p>
@@ -1384,13 +1428,7 @@
         <w:rPr>
           <w:lang w:val="en-US"/>
         </w:rPr>
-        <w:t>Product launches</w:t>
-      </w:r>
-      <w:r>
-        <w:rPr>
-          <w:lang w:val="en-US"/>
-        </w:rPr>
-        <w:t>;</w:t>
+        <w:t>Product launches;</w:t>
       </w:r>
     </w:p>
     <w:p>
@@ -1408,13 +1446,7 @@
         <w:rPr>
           <w:lang w:val="en-US"/>
         </w:rPr>
-        <w:t>Pricing changes</w:t>
-      </w:r>
-      <w:r>
-        <w:rPr>
-          <w:lang w:val="en-US"/>
-        </w:rPr>
-        <w:t>;</w:t>
+        <w:t>Pricing changes;</w:t>
       </w:r>
     </w:p>
     <w:p>
@@ -1432,13 +1464,7 @@
         <w:rPr>
           <w:lang w:val="en-US"/>
         </w:rPr>
-        <w:t>Competitor activity</w:t>
-      </w:r>
-      <w:r>
-        <w:rPr>
-          <w:lang w:val="en-US"/>
-        </w:rPr>
-        <w:t>;</w:t>
+        <w:t>Competitor activity;</w:t>
       </w:r>
     </w:p>
     <w:p>
@@ -1456,13 +1482,7 @@
         <w:rPr>
           <w:lang w:val="en-US"/>
         </w:rPr>
-        <w:t>Macroeconomic indicators</w:t>
-      </w:r>
-      <w:r>
-        <w:rPr>
-          <w:lang w:val="en-US"/>
-        </w:rPr>
-        <w:t>;</w:t>
+        <w:t>Macroeconomic indicators;</w:t>
       </w:r>
     </w:p>
     <w:p>
@@ -1515,36 +1535,7 @@
           <w:u w:val="single"/>
           <w:lang w:val="en-US"/>
         </w:rPr>
-        <w:t>S</w:t>
-      </w:r>
-      <w:r>
-        <w:rPr>
-          <w:i/>
-          <w:iCs/>
-          <w:u w:val="single"/>
-          <w:lang w:val="en-US"/>
-        </w:rPr>
-        <w:t xml:space="preserve">implified </w:t>
-      </w:r>
-      <w:proofErr w:type="spellStart"/>
-      <w:r>
-        <w:rPr>
-          <w:i/>
-          <w:iCs/>
-          <w:u w:val="single"/>
-          <w:lang w:val="en-US"/>
-        </w:rPr>
-        <w:t>adstock</w:t>
-      </w:r>
-      <w:proofErr w:type="spellEnd"/>
-      <w:r>
-        <w:rPr>
-          <w:i/>
-          <w:iCs/>
-          <w:u w:val="single"/>
-          <w:lang w:val="en-US"/>
-        </w:rPr>
-        <w:t xml:space="preserve"> and lag selection methodology</w:t>
+        <w:t>Simplified lag selection methodology</w:t>
       </w:r>
       <w:r>
         <w:rPr>
